--- a/fra/docx/07.content.docx
+++ b/fra/docx/07.content.docx
@@ -12035,19 +12035,7 @@
         <w:rPr>
           <w:lang w:val="fr_FR" w:bidi="fr_FR"/>
         </w:rPr>
-        <w:t xml:space="preserve">; voir aussi </w:t>
-      </w:r>
-      <w:r>
-        <w:rPr>
-          <w:lang w:val="fr_FR" w:bidi="fr_FR"/>
-        </w:rPr>
-        <w:t>Introduction au Livre du Deutéronome</w:t>
-      </w:r>
-      <w:r>
-        <w:rPr>
-          <w:lang w:val="fr_FR" w:bidi="fr_FR"/>
-        </w:rPr>
-        <w:t>, « Forme Littéraire »).</w:t>
+        <w:t>; voir aussi Introduction au Livre du Deutéronome, « Forme Littéraire »).</w:t>
       </w:r>
       <w:r>
         <w:rPr>
@@ -12384,19 +12372,7 @@
         <w:rPr>
           <w:lang w:val="fr_FR" w:bidi="fr_FR"/>
         </w:rPr>
-        <w:t xml:space="preserve">Que la conquête et la colonisation aient eu lieu dans les années 1400 av. J.‑C. ou dans les années 1200 av. J.‑C. (voir </w:t>
-      </w:r>
-      <w:r>
-        <w:rPr>
-          <w:lang w:val="fr_FR" w:bidi="fr_FR"/>
-        </w:rPr>
-        <w:t>Introduction au Livre des Juges</w:t>
-      </w:r>
-      <w:r>
-        <w:rPr>
-          <w:lang w:val="fr_FR" w:bidi="fr_FR"/>
-        </w:rPr>
-        <w:t>, « Chronologie de l'ère des Juges »), les 300 ans de Jephthé représentent probablement un chiffre rond.</w:t>
+        <w:t>Que la conquête et la colonisation aient eu lieu dans les années 1400 av. J.‑C. ou dans les années 1200 av. J.‑C. (voir Introduction au Livre des Juges, « Chronologie de l'ère des Juges »), les 300 ans de Jephthé représentent probablement un chiffre rond.</w:t>
       </w:r>
       <w:r>
         <w:rPr>
@@ -13262,19 +13238,7 @@
         <w:rPr>
           <w:lang w:val="fr_FR" w:bidi="fr_FR"/>
         </w:rPr>
-        <w:t xml:space="preserve">S'il s'agit de la ville de Bethléem située au nord de Zabulon, elle peut être comprise comme faisant partie de la hiérarchie des Juges, dans laquelle chacune des tribus désigne l'un des douze juges (voir </w:t>
-      </w:r>
-      <w:r>
-        <w:rPr>
-          <w:lang w:val="fr_FR" w:bidi="fr_FR"/>
-        </w:rPr>
-        <w:t>Introduction au Livre des Juges</w:t>
-      </w:r>
-      <w:r>
-        <w:rPr>
-          <w:lang w:val="fr_FR" w:bidi="fr_FR"/>
-        </w:rPr>
-        <w:t>, « Résumé »).</w:t>
+        <w:t>S'il s'agit de la ville de Bethléem située au nord de Zabulon, elle peut être comprise comme faisant partie de la hiérarchie des Juges, dans laquelle chacune des tribus désigne l'un des douze juges (voir Introduction au Livre des Juges, « Résumé »).</w:t>
       </w:r>
       <w:r>
         <w:rPr>
